--- a/sample/docs/kb/claims-handling-manual.docx
+++ b/sample/docs/kb/claims-handling-manual.docx
@@ -28,12 +28,12 @@
         <w:rPr>
           <w:i/>
         </w:rPr>
-        <w:t>Meridian Mutual Insurance Company</w:t>
+        <w:t>Meridian Mutual Insurance SE</w:t>
       </w:r>
     </w:p>
     <w:p>
       <w:r>
-        <w:t>This manual describes how Meridian Mutual Insurance Company handles a claim from first notice to resolution. It is a procedural reference for claims staff.</w:t>
+        <w:t>This manual describes how Meridian Mutual Insurance SE handles a claim from first notice to resolution. It is a procedural reference for claims staff.</w:t>
       </w:r>
     </w:p>
     <w:p>
